--- a/exports/marketing/dzen-01-publish.docx
+++ b/exports/marketing/dzen-01-publish.docx
@@ -610,7 +610,7 @@
       <w:r>
         <w:t xml:space="preserve"> Для российских компаний прямая покупка зарубежного ПО бывает организационно сложнее: доступность платежа зависит от вендора, страны, банка и способа оплаты, а комплект документов может не соответствовать требованиям конкретной бухгалтерии. Один из вариантов — оформление через российского поставщика: договор, счёт в рублях, получение лицензии или доступа и закрывающие документы. Процесс покупки зарубежного ПО для российского юрлица мы </w:t>
       </w:r>
-      <w:hyperlink w:history="1" r:id="rId2nur07b_4fe1pzxiz7mch">
+      <w:hyperlink w:history="1" r:id="rId0iahbb5kg5xnlul5kjfyh">
         <w:r>
           <w:rPr>
             <w:rStyle w:val="Hyperlink"/>
